--- a/content/templates/openagreements-due-diligence-request-list/template.docx
+++ b/content/templates/openagreements-due-diligence-request-list/template.docx
@@ -1138,13 +1138,12 @@
             <w:pPr>
               <w:jc w:val="left"/>
             </w:pPr>
-            <w:r/>
             <w:r>
               <w:rPr>
                 <w:rFonts w:ascii="Times New Roman" w:hAnsi="Times New Roman"/>
                 <w:sz w:val="22"/>
               </w:rPr>
-              <w:t>Beneficial Ownership Information (BOI) reports filed pursuant to the Corporate Transparency Act, including any updates.</w:t>
+              <w:t>Beneficial Ownership Information (BOI) reports filed pursuant to the Corporate Transparency Act, and any updates, if applicable. Note: FinCEN's March 26, 2025 interim final rule exempts U.S.-formed entities and U.S. persons; only foreign reporting companies remain subject.</w:t>
             </w:r>
           </w:p>
         </w:tc>
@@ -6772,13 +6771,12 @@
             <w:pPr>
               <w:jc w:val="left"/>
             </w:pPr>
-            <w:r/>
             <w:r>
               <w:rPr>
                 <w:rFonts w:ascii="Times New Roman" w:hAnsi="Times New Roman"/>
                 <w:sz w:val="22"/>
               </w:rPr>
-              <w:t>AML / KYC programs (where applicable to the target's industry), including any SARs filed.</w:t>
+              <w:t>AML / KYC program documentation (where applicable to the target's industry), including written policies and procedures, training records, regulator examination findings, and non-privileged audit/correspondence files. Do not produce any SARs or materials that would reveal a SAR's existence (FinCEN confidentiality rules at 31 CFR 1020.320(e) bar disclosure to counterparties).</w:t>
             </w:r>
           </w:p>
         </w:tc>

--- a/content/templates/openagreements-due-diligence-request-list/template.docx
+++ b/content/templates/openagreements-due-diligence-request-list/template.docx
@@ -6776,7 +6776,7 @@
                 <w:rFonts w:ascii="Times New Roman" w:hAnsi="Times New Roman"/>
                 <w:sz w:val="22"/>
               </w:rPr>
-              <w:t>AML / KYC program documentation (where applicable to the target's industry), including written policies and procedures, training records, regulator examination findings, and non-privileged audit/correspondence files. Do not produce any SARs or materials that would reveal a SAR's existence (FinCEN confidentiality rules at 31 CFR 1020.320(e) bar disclosure to counterparties).</w:t>
+              <w:t>AML / KYC program documentation (where applicable to the target's industry), including written policies and procedures, training records, regulator examination findings, and non-privileged audit/correspondence files. Do not produce any SARs or materials that would reveal a SAR's existence — FinCEN's SAR confidentiality rules bar disclosure to counterparties under whichever subpart applies to the target's institution type (e.g., 31 CFR 1020.320(e) for banks; 1023.320(e) for broker-dealers; 1022.320(e) for MSBs; 1021.320(e) for casinos; 1024.320(e) for mutual funds; 1025.320(e) for insurance companies; 1029.320(e) for loan/finance companies).</w:t>
             </w:r>
           </w:p>
         </w:tc>

--- a/content/templates/openagreements-due-diligence-request-list/template.docx
+++ b/content/templates/openagreements-due-diligence-request-list/template.docx
@@ -25,7 +25,7 @@
           <w:i/>
           <w:sz w:val="20"/>
         </w:rPr>
-        <w:t>OpenAgreements Legal Due Diligence Request List (v1.0). Free to use under CC BY 4.0.</w:t>
+        <w:t>OpenAgreements Legal Due Diligence Request List (v0.1.0). Free to use under CC BY 4.0.</w:t>
       </w:r>
     </w:p>
     <w:p/>
